--- a/seed/sample-documents/08-運転許可申請兼運転者台帳(送迎).docx
+++ b/seed/sample-documents/08-運転許可申請兼運転者台帳(送迎).docx
@@ -610,18 +610,12 @@
               </w:pBdr>
               <w:spacing w:line="276" w:lineRule="auto"/>
               <w:rPr>
+                <w:rFonts w:hint="eastAsia"/>
                 <w:color w:val="000000"/>
                 <w:sz w:val="21"/>
                 <w:szCs w:val="21"/>
               </w:rPr>
             </w:pPr>
-            <w:r>
-              <w:rPr>
-                <w:sz w:val="21"/>
-                <w:szCs w:val="21"/>
-              </w:rPr>
-              <w:t>から</w:t>
-            </w:r>
           </w:p>
         </w:tc>
       </w:tr>
@@ -726,14 +720,20 @@
           </w:tcPr>
           <w:p>
             <w:pPr>
-              <w:widowControl w:val="0"/>
-              <w:pBdr>
-                <w:top w:val="nil"/>
-                <w:left w:val="nil"/>
-                <w:bottom w:val="nil"/>
-                <w:right w:val="nil"/>
-                <w:between w:val="nil"/>
-              </w:pBdr>
+              <w:pStyle w:val="a6"/>
+              <w:widowControl w:val="0"/>
+              <w:numPr>
+                <w:ilvl w:val="0"/>
+                <w:numId w:val="1"/>
+              </w:numPr>
+              <w:pBdr>
+                <w:top w:val="nil"/>
+                <w:left w:val="nil"/>
+                <w:bottom w:val="nil"/>
+                <w:right w:val="nil"/>
+                <w:between w:val="nil"/>
+              </w:pBdr>
+              <w:ind w:leftChars="0"/>
               <w:jc w:val="both"/>
               <w:rPr>
                 <w:color w:val="000000"/>
@@ -741,6 +741,15 @@
                 <w:szCs w:val="21"/>
               </w:rPr>
             </w:pPr>
+            <w:r>
+              <w:rPr>
+                <w:rFonts w:hint="eastAsia"/>
+                <w:color w:val="000000"/>
+                <w:sz w:val="21"/>
+                <w:szCs w:val="21"/>
+              </w:rPr>
+              <w:t>新規　②　更新</w:t>
+            </w:r>
           </w:p>
         </w:tc>
       </w:tr>
@@ -1963,12 +1972,12 @@
       </w:pPr>
     </w:p>
     <w:sectPr>
-      <w:headerReference w:type="even" r:id="rId6"/>
-      <w:headerReference w:type="default" r:id="rId7"/>
-      <w:footerReference w:type="even" r:id="rId8"/>
-      <w:footerReference w:type="default" r:id="rId9"/>
-      <w:headerReference w:type="first" r:id="rId10"/>
-      <w:footerReference w:type="first" r:id="rId11"/>
+      <w:headerReference w:type="even" r:id="rId7"/>
+      <w:headerReference w:type="default" r:id="rId8"/>
+      <w:footerReference w:type="even" r:id="rId9"/>
+      <w:footerReference w:type="default" r:id="rId10"/>
+      <w:headerReference w:type="first" r:id="rId11"/>
+      <w:footerReference w:type="first" r:id="rId12"/>
       <w:pgSz w:w="11906" w:h="16838"/>
       <w:pgMar w:top="1985" w:right="1701" w:bottom="1701" w:left="1701" w:header="851" w:footer="992" w:gutter="0"/>
       <w:pgNumType w:start="1"/>
@@ -2185,6 +2194,103 @@
     </w:pPr>
   </w:p>
 </w:hdr>
+</file>
+
+<file path=word/numbering.xml><?xml version="1.0" encoding="utf-8"?>
+<w:numbering xmlns:wpc="http://schemas.microsoft.com/office/word/2010/wordprocessingCanvas" xmlns:cx="http://schemas.microsoft.com/office/drawing/2014/chartex" xmlns:cx1="http://schemas.microsoft.com/office/drawing/2015/9/8/chartex" xmlns:cx2="http://schemas.microsoft.com/office/drawing/2015/10/21/chartex" xmlns:cx3="http://schemas.microsoft.com/office/drawing/2016/5/9/chartex" xmlns:cx4="http://schemas.microsoft.com/office/drawing/2016/5/10/chartex" xmlns:cx5="http://schemas.microsoft.com/office/drawing/2016/5/11/chartex" xmlns:cx6="http://schemas.microsoft.com/office/drawing/2016/5/12/chartex" xmlns:cx7="http://schemas.microsoft.com/office/drawing/2016/5/13/chartex" xmlns:cx8="http://schemas.microsoft.com/office/drawing/2016/5/14/chartex" xmlns:mc="http://schemas.openxmlformats.org/markup-compatibility/2006" xmlns:aink="http://schemas.microsoft.com/office/drawing/2016/ink" xmlns:am3d="http://schemas.microsoft.com/office/drawing/2017/model3d" xmlns:o="urn:schemas-microsoft-com:office:office" xmlns:oel="http://schemas.microsoft.com/office/2019/extlst" xmlns:r="http://schemas.openxmlformats.org/officeDocument/2006/relationships" xmlns:m="http://schemas.openxmlformats.org/officeDocument/2006/math" xmlns:v="urn:schemas-microsoft-com:vml" xmlns:wp14="http://schemas.microsoft.com/office/word/2010/wordprocessingDrawing" xmlns:wp="http://schemas.openxmlformats.org/drawingml/2006/wordprocessingDrawing" xmlns:w10="urn:schemas-microsoft-com:office:word" xmlns:w="http://schemas.openxmlformats.org/wordprocessingml/2006/main" xmlns:w14="http://schemas.microsoft.com/office/word/2010/wordml" xmlns:w15="http://schemas.microsoft.com/office/word/2012/wordml" xmlns:w16cex="http://schemas.microsoft.com/office/word/2018/wordml/cex" xmlns:w16cid="http://schemas.microsoft.com/office/word/2016/wordml/cid" xmlns:w16="http://schemas.microsoft.com/office/word/2018/wordml" xmlns:w16sdtdh="http://schemas.microsoft.com/office/word/2020/wordml/sdtdatahash" xmlns:w16se="http://schemas.microsoft.com/office/word/2015/wordml/symex" xmlns:wpg="http://schemas.microsoft.com/office/word/2010/wordprocessingGroup" xmlns:wpi="http://schemas.microsoft.com/office/word/2010/wordprocessingInk" xmlns:wne="http://schemas.microsoft.com/office/word/2006/wordml" xmlns:wps="http://schemas.microsoft.com/office/word/2010/wordprocessingShape" mc:Ignorable="w14 w15 w16se w16cid w16 w16cex w16sdtdh wp14">
+  <w:abstractNum w:abstractNumId="0" w15:restartNumberingAfterBreak="0">
+    <w:nsid w:val="717B429C"/>
+    <w:multiLevelType w:val="hybridMultilevel"/>
+    <w:tmpl w:val="4754F0EA"/>
+    <w:lvl w:ilvl="0" w:tplc="6352BE2C">
+      <w:start w:val="1"/>
+      <w:numFmt w:val="decimalEnclosedCircle"/>
+      <w:lvlText w:val="%1"/>
+      <w:lvlJc w:val="left"/>
+      <w:pPr>
+        <w:ind w:left="360" w:hanging="360"/>
+      </w:pPr>
+      <w:rPr>
+        <w:rFonts w:hint="default"/>
+      </w:rPr>
+    </w:lvl>
+    <w:lvl w:ilvl="1" w:tplc="04090017" w:tentative="1">
+      <w:start w:val="1"/>
+      <w:numFmt w:val="aiueoFullWidth"/>
+      <w:lvlText w:val="(%2)"/>
+      <w:lvlJc w:val="left"/>
+      <w:pPr>
+        <w:ind w:left="880" w:hanging="440"/>
+      </w:pPr>
+    </w:lvl>
+    <w:lvl w:ilvl="2" w:tplc="04090011" w:tentative="1">
+      <w:start w:val="1"/>
+      <w:numFmt w:val="decimalEnclosedCircle"/>
+      <w:lvlText w:val="%3"/>
+      <w:lvlJc w:val="left"/>
+      <w:pPr>
+        <w:ind w:left="1320" w:hanging="440"/>
+      </w:pPr>
+    </w:lvl>
+    <w:lvl w:ilvl="3" w:tplc="0409000F" w:tentative="1">
+      <w:start w:val="1"/>
+      <w:numFmt w:val="decimal"/>
+      <w:lvlText w:val="%4."/>
+      <w:lvlJc w:val="left"/>
+      <w:pPr>
+        <w:ind w:left="1760" w:hanging="440"/>
+      </w:pPr>
+    </w:lvl>
+    <w:lvl w:ilvl="4" w:tplc="04090017" w:tentative="1">
+      <w:start w:val="1"/>
+      <w:numFmt w:val="aiueoFullWidth"/>
+      <w:lvlText w:val="(%5)"/>
+      <w:lvlJc w:val="left"/>
+      <w:pPr>
+        <w:ind w:left="2200" w:hanging="440"/>
+      </w:pPr>
+    </w:lvl>
+    <w:lvl w:ilvl="5" w:tplc="04090011" w:tentative="1">
+      <w:start w:val="1"/>
+      <w:numFmt w:val="decimalEnclosedCircle"/>
+      <w:lvlText w:val="%6"/>
+      <w:lvlJc w:val="left"/>
+      <w:pPr>
+        <w:ind w:left="2640" w:hanging="440"/>
+      </w:pPr>
+    </w:lvl>
+    <w:lvl w:ilvl="6" w:tplc="0409000F" w:tentative="1">
+      <w:start w:val="1"/>
+      <w:numFmt w:val="decimal"/>
+      <w:lvlText w:val="%7."/>
+      <w:lvlJc w:val="left"/>
+      <w:pPr>
+        <w:ind w:left="3080" w:hanging="440"/>
+      </w:pPr>
+    </w:lvl>
+    <w:lvl w:ilvl="7" w:tplc="04090017" w:tentative="1">
+      <w:start w:val="1"/>
+      <w:numFmt w:val="aiueoFullWidth"/>
+      <w:lvlText w:val="(%8)"/>
+      <w:lvlJc w:val="left"/>
+      <w:pPr>
+        <w:ind w:left="3520" w:hanging="440"/>
+      </w:pPr>
+    </w:lvl>
+    <w:lvl w:ilvl="8" w:tplc="04090011" w:tentative="1">
+      <w:start w:val="1"/>
+      <w:numFmt w:val="decimalEnclosedCircle"/>
+      <w:lvlText w:val="%9"/>
+      <w:lvlJc w:val="left"/>
+      <w:pPr>
+        <w:ind w:left="3960" w:hanging="440"/>
+      </w:pPr>
+    </w:lvl>
+  </w:abstractNum>
+  <w:num w:numId="1" w16cid:durableId="276759389">
+    <w:abstractNumId w:val="0"/>
+  </w:num>
+</w:numbering>
 </file>
 
 <file path=word/styles.xml><?xml version="1.0" encoding="utf-8"?>
@@ -2791,6 +2897,16 @@
       </w:tblCellMar>
     </w:tblPr>
   </w:style>
+  <w:style w:type="paragraph" w:styleId="a6">
+    <w:name w:val="List Paragraph"/>
+    <w:basedOn w:val="a"/>
+    <w:uiPriority w:val="34"/>
+    <w:qFormat/>
+    <w:rsid w:val="00240EBA"/>
+    <w:pPr>
+      <w:ind w:leftChars="400" w:left="840"/>
+    </w:pPr>
+  </w:style>
 </w:styles>
 </file>
 
